--- a/templates/type1_name_pos.docx
+++ b/templates/type1_name_pos.docx
@@ -78,8 +78,8 @@
                                 <w:bCs/>
                                 <w:noProof/>
                                 <w:spacing w:val="20"/>
-                                <w:sz w:val="180"/>
-                                <w:szCs w:val="180"/>
+                                <w:sz w:val="200"/>
+                                <w:szCs w:val="200"/>
                               </w:rPr>
                               <w:fldChar w:fldCharType="begin"/>
                             </w:r>
@@ -90,8 +90,8 @@
                                 <w:bCs/>
                                 <w:noProof/>
                                 <w:spacing w:val="20"/>
-                                <w:sz w:val="180"/>
-                                <w:szCs w:val="180"/>
+                                <w:sz w:val="200"/>
+                                <w:szCs w:val="200"/>
                               </w:rPr>
                               <w:instrText xml:space="preserve"> MERGEFIELD name </w:instrText>
                             </w:r>
@@ -102,8 +102,8 @@
                                 <w:bCs/>
                                 <w:noProof/>
                                 <w:spacing w:val="20"/>
-                                <w:sz w:val="180"/>
-                                <w:szCs w:val="180"/>
+                                <w:sz w:val="200"/>
+                                <w:szCs w:val="200"/>
                               </w:rPr>
                               <w:fldChar w:fldCharType="separate"/>
                             </w:r>
@@ -114,8 +114,8 @@
                                 <w:bCs/>
                                 <w:noProof/>
                                 <w:spacing w:val="20"/>
-                                <w:sz w:val="180"/>
-                                <w:szCs w:val="180"/>
+                                <w:sz w:val="200"/>
+                                <w:szCs w:val="200"/>
                               </w:rPr>
                               <w:t>«name»</w:t>
                             </w:r>
@@ -126,8 +126,8 @@
                                 <w:bCs/>
                                 <w:noProof/>
                                 <w:spacing w:val="20"/>
-                                <w:sz w:val="180"/>
-                                <w:szCs w:val="180"/>
+                                <w:sz w:val="200"/>
+                                <w:szCs w:val="200"/>
                               </w:rPr>
                               <w:fldChar w:fldCharType="end"/>
                             </w:r>
@@ -138,8 +138,8 @@
                                 <w:bCs/>
                                 <w:noProof/>
                                 <w:spacing w:val="20"/>
-                                <w:sz w:val="180"/>
-                                <w:szCs w:val="180"/>
+                                <w:sz w:val="200"/>
+                                <w:szCs w:val="200"/>
                               </w:rPr>
                               <w:br/>
                             </w:r>
@@ -228,8 +228,8 @@
                           <w:bCs/>
                           <w:noProof/>
                           <w:spacing w:val="20"/>
-                          <w:sz w:val="180"/>
-                          <w:szCs w:val="180"/>
+                          <w:sz w:val="200"/>
+                          <w:szCs w:val="200"/>
                         </w:rPr>
                         <w:fldChar w:fldCharType="begin"/>
                       </w:r>
@@ -240,8 +240,8 @@
                           <w:bCs/>
                           <w:noProof/>
                           <w:spacing w:val="20"/>
-                          <w:sz w:val="180"/>
-                          <w:szCs w:val="180"/>
+                          <w:sz w:val="200"/>
+                          <w:szCs w:val="200"/>
                         </w:rPr>
                         <w:instrText xml:space="preserve"> MERGEFIELD name </w:instrText>
                       </w:r>
@@ -252,8 +252,8 @@
                           <w:bCs/>
                           <w:noProof/>
                           <w:spacing w:val="20"/>
-                          <w:sz w:val="180"/>
-                          <w:szCs w:val="180"/>
+                          <w:sz w:val="200"/>
+                          <w:szCs w:val="200"/>
                         </w:rPr>
                         <w:fldChar w:fldCharType="separate"/>
                       </w:r>
@@ -264,8 +264,8 @@
                           <w:bCs/>
                           <w:noProof/>
                           <w:spacing w:val="20"/>
-                          <w:sz w:val="180"/>
-                          <w:szCs w:val="180"/>
+                          <w:sz w:val="200"/>
+                          <w:szCs w:val="200"/>
                         </w:rPr>
                         <w:t>«name»</w:t>
                       </w:r>
@@ -276,8 +276,8 @@
                           <w:bCs/>
                           <w:noProof/>
                           <w:spacing w:val="20"/>
-                          <w:sz w:val="180"/>
-                          <w:szCs w:val="180"/>
+                          <w:sz w:val="200"/>
+                          <w:szCs w:val="200"/>
                         </w:rPr>
                         <w:fldChar w:fldCharType="end"/>
                       </w:r>
@@ -288,8 +288,8 @@
                           <w:bCs/>
                           <w:noProof/>
                           <w:spacing w:val="20"/>
-                          <w:sz w:val="180"/>
-                          <w:szCs w:val="180"/>
+                          <w:sz w:val="200"/>
+                          <w:szCs w:val="200"/>
                         </w:rPr>
                         <w:br/>
                       </w:r>
@@ -406,8 +406,8 @@
                                 <w:bCs/>
                                 <w:noProof/>
                                 <w:spacing w:val="20"/>
-                                <w:sz w:val="180"/>
-                                <w:szCs w:val="180"/>
+                                <w:sz w:val="200"/>
+                                <w:szCs w:val="200"/>
                               </w:rPr>
                               <w:fldChar w:fldCharType="begin"/>
                             </w:r>
@@ -418,8 +418,8 @@
                                 <w:bCs/>
                                 <w:noProof/>
                                 <w:spacing w:val="20"/>
-                                <w:sz w:val="180"/>
-                                <w:szCs w:val="180"/>
+                                <w:sz w:val="200"/>
+                                <w:szCs w:val="200"/>
                               </w:rPr>
                               <w:instrText xml:space="preserve"> MERGEFIELD name </w:instrText>
                             </w:r>
@@ -430,8 +430,8 @@
                                 <w:bCs/>
                                 <w:noProof/>
                                 <w:spacing w:val="20"/>
-                                <w:sz w:val="180"/>
-                                <w:szCs w:val="180"/>
+                                <w:sz w:val="200"/>
+                                <w:szCs w:val="200"/>
                               </w:rPr>
                               <w:fldChar w:fldCharType="separate"/>
                             </w:r>
@@ -442,8 +442,8 @@
                                 <w:bCs/>
                                 <w:noProof/>
                                 <w:spacing w:val="20"/>
-                                <w:sz w:val="180"/>
-                                <w:szCs w:val="180"/>
+                                <w:sz w:val="200"/>
+                                <w:szCs w:val="200"/>
                               </w:rPr>
                               <w:t>«name»</w:t>
                             </w:r>
@@ -454,8 +454,8 @@
                                 <w:bCs/>
                                 <w:noProof/>
                                 <w:spacing w:val="20"/>
-                                <w:sz w:val="180"/>
-                                <w:szCs w:val="180"/>
+                                <w:sz w:val="200"/>
+                                <w:szCs w:val="200"/>
                               </w:rPr>
                               <w:fldChar w:fldCharType="end"/>
                             </w:r>
@@ -466,8 +466,8 @@
                                 <w:bCs/>
                                 <w:noProof/>
                                 <w:spacing w:val="20"/>
-                                <w:sz w:val="180"/>
-                                <w:szCs w:val="180"/>
+                                <w:sz w:val="200"/>
+                                <w:szCs w:val="200"/>
                               </w:rPr>
                               <w:br/>
                             </w:r>
@@ -557,8 +557,8 @@
                           <w:bCs/>
                           <w:noProof/>
                           <w:spacing w:val="20"/>
-                          <w:sz w:val="180"/>
-                          <w:szCs w:val="180"/>
+                          <w:sz w:val="200"/>
+                          <w:szCs w:val="200"/>
                         </w:rPr>
                         <w:fldChar w:fldCharType="begin"/>
                       </w:r>
@@ -569,8 +569,8 @@
                           <w:bCs/>
                           <w:noProof/>
                           <w:spacing w:val="20"/>
-                          <w:sz w:val="180"/>
-                          <w:szCs w:val="180"/>
+                          <w:sz w:val="200"/>
+                          <w:szCs w:val="200"/>
                         </w:rPr>
                         <w:instrText xml:space="preserve"> MERGEFIELD name </w:instrText>
                       </w:r>
@@ -581,8 +581,8 @@
                           <w:bCs/>
                           <w:noProof/>
                           <w:spacing w:val="20"/>
-                          <w:sz w:val="180"/>
-                          <w:szCs w:val="180"/>
+                          <w:sz w:val="200"/>
+                          <w:szCs w:val="200"/>
                         </w:rPr>
                         <w:fldChar w:fldCharType="separate"/>
                       </w:r>
@@ -593,8 +593,8 @@
                           <w:bCs/>
                           <w:noProof/>
                           <w:spacing w:val="20"/>
-                          <w:sz w:val="180"/>
-                          <w:szCs w:val="180"/>
+                          <w:sz w:val="200"/>
+                          <w:szCs w:val="200"/>
                         </w:rPr>
                         <w:t>«name»</w:t>
                       </w:r>
@@ -605,8 +605,8 @@
                           <w:bCs/>
                           <w:noProof/>
                           <w:spacing w:val="20"/>
-                          <w:sz w:val="180"/>
-                          <w:szCs w:val="180"/>
+                          <w:sz w:val="200"/>
+                          <w:szCs w:val="200"/>
                         </w:rPr>
                         <w:fldChar w:fldCharType="end"/>
                       </w:r>
@@ -617,8 +617,8 @@
                           <w:bCs/>
                           <w:noProof/>
                           <w:spacing w:val="20"/>
-                          <w:sz w:val="180"/>
-                          <w:szCs w:val="180"/>
+                          <w:sz w:val="200"/>
+                          <w:szCs w:val="200"/>
                         </w:rPr>
                         <w:br/>
                       </w:r>

--- a/templates/type1_name_pos.docx
+++ b/templates/type1_name_pos.docx
@@ -680,7 +680,7 @@
           <w:noProof/>
         </w:rPr>
         <w:drawing>
-          <wp:anchor distT="0" distB="0" distL="114300" distR="114300" simplePos="0" relativeHeight="251659264" behindDoc="1" locked="0" layoutInCell="1" allowOverlap="1" wp14:anchorId="3E54F00D" wp14:editId="5B8A0507">
+          <wp:anchor distT="0" distB="0" distL="114300" distR="114300" simplePos="0" relativeHeight="251659264" behindDoc="1" locked="0" layoutInCell="1" allowOverlap="1" wp14:anchorId="3E54F00D" wp14:editId="1389F2D4">
             <wp:simplePos x="0" y="0"/>
             <wp:positionH relativeFrom="page">
               <wp:align>center</wp:align>
@@ -718,6 +718,7 @@
                   </pic:nvPicPr>
                   <pic:blipFill>
                     <a:blip r:embed="rId6" cstate="print">
+                      <a:alphaModFix amt="20000"/>
                       <a:extLst>
                         <a:ext uri="{28A0092B-C50C-407E-A947-70E740481C1C}">
                           <a14:useLocalDpi xmlns:a14="http://schemas.microsoft.com/office/drawing/2010/main" val="0"/>
